--- a/chapters/08/core/AIHE-B05/supp/AIHE-AF/docx/AIHE-AF_worked_example.docx
+++ b/chapters/08/core/AIHE-B05/supp/AIHE-AF/docx/AIHE-AF_worked_example.docx
@@ -5,7 +5,7 @@
     <w:p>
       <w:pPr>
         <w:pStyle w:val="Title"/>
-        <w:jc w:val="center"/>
+        <w:jc w:val="centre"/>
       </w:pPr>
       <w:r>
         <w:rPr>
@@ -27,7 +27,7 @@
     </w:p>
     <w:p>
       <w:pPr>
-        <w:jc w:val="center"/>
+        <w:jc w:val="centre"/>
       </w:pPr>
       <w:r>
         <w:rPr>
@@ -41,7 +41,7 @@
       <w:tblPr>
         <w:tblStyle w:val="TableGrid"/>
         <w:tblW w:type="auto" w:w="0"/>
-        <w:jc w:val="center"/>
+        <w:jc w:val="centre"/>
         <w:tblLook w:firstColumn="1" w:firstRow="1" w:lastColumn="0" w:lastRow="0" w:noHBand="0" w:noVBand="1" w:val="04A0"/>
       </w:tblPr>
       <w:tblGrid>
@@ -52,7 +52,7 @@
         <w:tc>
           <w:tcPr>
             <w:tcW w:type="dxa" w:w="5256"/>
-            <w:vAlign w:val="center"/>
+            <w:vAlign w:val="centre"/>
             <w:shd w:fill="1F4E79"/>
           </w:tcPr>
           <w:p>
@@ -74,7 +74,7 @@
         <w:tc>
           <w:tcPr>
             <w:tcW w:type="dxa" w:w="5256"/>
-            <w:vAlign w:val="center"/>
+            <w:vAlign w:val="centre"/>
           </w:tcPr>
           <w:p>
             <w:pPr>
@@ -95,7 +95,7 @@
         <w:tc>
           <w:tcPr>
             <w:tcW w:type="dxa" w:w="5256"/>
-            <w:vAlign w:val="center"/>
+            <w:vAlign w:val="centre"/>
             <w:shd w:fill="1F4E79"/>
           </w:tcPr>
           <w:p>
@@ -117,7 +117,7 @@
         <w:tc>
           <w:tcPr>
             <w:tcW w:type="dxa" w:w="5256"/>
-            <w:vAlign w:val="center"/>
+            <w:vAlign w:val="centre"/>
           </w:tcPr>
           <w:p>
             <w:pPr>
@@ -138,7 +138,7 @@
         <w:tc>
           <w:tcPr>
             <w:tcW w:type="dxa" w:w="5256"/>
-            <w:vAlign w:val="center"/>
+            <w:vAlign w:val="centre"/>
             <w:shd w:fill="1F4E79"/>
           </w:tcPr>
           <w:p>
@@ -160,7 +160,7 @@
         <w:tc>
           <w:tcPr>
             <w:tcW w:type="dxa" w:w="5256"/>
-            <w:vAlign w:val="center"/>
+            <w:vAlign w:val="centre"/>
           </w:tcPr>
           <w:p>
             <w:pPr>
@@ -181,7 +181,7 @@
         <w:tc>
           <w:tcPr>
             <w:tcW w:type="dxa" w:w="5256"/>
-            <w:vAlign w:val="center"/>
+            <w:vAlign w:val="centre"/>
             <w:shd w:fill="1F4E79"/>
           </w:tcPr>
           <w:p>
@@ -203,7 +203,7 @@
         <w:tc>
           <w:tcPr>
             <w:tcW w:type="dxa" w:w="5256"/>
-            <w:vAlign w:val="center"/>
+            <w:vAlign w:val="centre"/>
           </w:tcPr>
           <w:p>
             <w:pPr>
@@ -276,7 +276,7 @@
       <w:tblPr>
         <w:tblStyle w:val="TableGrid"/>
         <w:tblW w:type="auto" w:w="0"/>
-        <w:jc w:val="center"/>
+        <w:jc w:val="centre"/>
         <w:tblLook w:firstColumn="1" w:firstRow="1" w:lastColumn="0" w:lastRow="0" w:noHBand="0" w:noVBand="1" w:val="04A0"/>
       </w:tblPr>
       <w:tblGrid>
@@ -293,7 +293,7 @@
         <w:tc>
           <w:tcPr>
             <w:tcW w:type="dxa" w:w="2160"/>
-            <w:vAlign w:val="center"/>
+            <w:vAlign w:val="centre"/>
             <w:shd w:fill="1F4E79"/>
           </w:tcPr>
           <w:p>
@@ -315,7 +315,7 @@
         <w:tc>
           <w:tcPr>
             <w:tcW w:type="dxa" w:w="2088"/>
-            <w:vAlign w:val="center"/>
+            <w:vAlign w:val="centre"/>
             <w:shd w:fill="1F4E79"/>
           </w:tcPr>
           <w:p>
@@ -337,7 +337,7 @@
         <w:tc>
           <w:tcPr>
             <w:tcW w:type="dxa" w:w="1944"/>
-            <w:vAlign w:val="center"/>
+            <w:vAlign w:val="centre"/>
             <w:shd w:fill="1F4E79"/>
           </w:tcPr>
           <w:p>
@@ -359,7 +359,7 @@
         <w:tc>
           <w:tcPr>
             <w:tcW w:type="dxa" w:w="3384"/>
-            <w:vAlign w:val="center"/>
+            <w:vAlign w:val="centre"/>
             <w:shd w:fill="1F4E79"/>
           </w:tcPr>
           <w:p>
@@ -381,7 +381,7 @@
         <w:tc>
           <w:tcPr>
             <w:tcW w:type="dxa" w:w="1800"/>
-            <w:vAlign w:val="center"/>
+            <w:vAlign w:val="centre"/>
             <w:shd w:fill="1F4E79"/>
           </w:tcPr>
           <w:p>
@@ -405,7 +405,7 @@
         <w:tc>
           <w:tcPr>
             <w:tcW w:type="dxa" w:w="2160"/>
-            <w:vAlign w:val="center"/>
+            <w:vAlign w:val="centre"/>
           </w:tcPr>
           <w:p>
             <w:pPr>
@@ -429,7 +429,7 @@
         <w:tc>
           <w:tcPr>
             <w:tcW w:type="dxa" w:w="2088"/>
-            <w:vAlign w:val="center"/>
+            <w:vAlign w:val="centre"/>
           </w:tcPr>
           <w:p>
             <w:pPr>
@@ -449,7 +449,7 @@
         <w:tc>
           <w:tcPr>
             <w:tcW w:type="dxa" w:w="1944"/>
-            <w:vAlign w:val="center"/>
+            <w:vAlign w:val="centre"/>
           </w:tcPr>
           <w:p>
             <w:pPr>
@@ -469,7 +469,7 @@
         <w:tc>
           <w:tcPr>
             <w:tcW w:type="dxa" w:w="3384"/>
-            <w:vAlign w:val="center"/>
+            <w:vAlign w:val="centre"/>
           </w:tcPr>
           <w:p>
             <w:pPr>
@@ -489,7 +489,7 @@
         <w:tc>
           <w:tcPr>
             <w:tcW w:type="dxa" w:w="1800"/>
-            <w:vAlign w:val="center"/>
+            <w:vAlign w:val="centre"/>
           </w:tcPr>
           <w:p>
             <w:pPr>
@@ -511,7 +511,7 @@
         <w:tc>
           <w:tcPr>
             <w:tcW w:type="dxa" w:w="2160"/>
-            <w:vAlign w:val="center"/>
+            <w:vAlign w:val="centre"/>
             <w:shd w:fill="F3F7FA"/>
           </w:tcPr>
           <w:p>
@@ -536,7 +536,7 @@
         <w:tc>
           <w:tcPr>
             <w:tcW w:type="dxa" w:w="2088"/>
-            <w:vAlign w:val="center"/>
+            <w:vAlign w:val="centre"/>
             <w:shd w:fill="F3F7FA"/>
           </w:tcPr>
           <w:p>
@@ -557,7 +557,7 @@
         <w:tc>
           <w:tcPr>
             <w:tcW w:type="dxa" w:w="1944"/>
-            <w:vAlign w:val="center"/>
+            <w:vAlign w:val="centre"/>
             <w:shd w:fill="F3F7FA"/>
           </w:tcPr>
           <w:p>
@@ -578,7 +578,7 @@
         <w:tc>
           <w:tcPr>
             <w:tcW w:type="dxa" w:w="3384"/>
-            <w:vAlign w:val="center"/>
+            <w:vAlign w:val="centre"/>
             <w:shd w:fill="F3F7FA"/>
           </w:tcPr>
           <w:p>
@@ -599,7 +599,7 @@
         <w:tc>
           <w:tcPr>
             <w:tcW w:type="dxa" w:w="1800"/>
-            <w:vAlign w:val="center"/>
+            <w:vAlign w:val="centre"/>
             <w:shd w:fill="F3F7FA"/>
           </w:tcPr>
           <w:p>
@@ -622,7 +622,7 @@
         <w:tc>
           <w:tcPr>
             <w:tcW w:type="dxa" w:w="2160"/>
-            <w:vAlign w:val="center"/>
+            <w:vAlign w:val="centre"/>
           </w:tcPr>
           <w:p>
             <w:pPr>
@@ -646,7 +646,7 @@
         <w:tc>
           <w:tcPr>
             <w:tcW w:type="dxa" w:w="2088"/>
-            <w:vAlign w:val="center"/>
+            <w:vAlign w:val="centre"/>
           </w:tcPr>
           <w:p>
             <w:pPr>
@@ -666,7 +666,7 @@
         <w:tc>
           <w:tcPr>
             <w:tcW w:type="dxa" w:w="1944"/>
-            <w:vAlign w:val="center"/>
+            <w:vAlign w:val="centre"/>
           </w:tcPr>
           <w:p>
             <w:pPr>
@@ -686,7 +686,7 @@
         <w:tc>
           <w:tcPr>
             <w:tcW w:type="dxa" w:w="3384"/>
-            <w:vAlign w:val="center"/>
+            <w:vAlign w:val="centre"/>
           </w:tcPr>
           <w:p>
             <w:pPr>
@@ -706,7 +706,7 @@
         <w:tc>
           <w:tcPr>
             <w:tcW w:type="dxa" w:w="1800"/>
-            <w:vAlign w:val="center"/>
+            <w:vAlign w:val="centre"/>
           </w:tcPr>
           <w:p>
             <w:pPr>
@@ -728,7 +728,7 @@
         <w:tc>
           <w:tcPr>
             <w:tcW w:type="dxa" w:w="2160"/>
-            <w:vAlign w:val="center"/>
+            <w:vAlign w:val="centre"/>
             <w:shd w:fill="F3F7FA"/>
           </w:tcPr>
           <w:p>
@@ -753,7 +753,7 @@
         <w:tc>
           <w:tcPr>
             <w:tcW w:type="dxa" w:w="2088"/>
-            <w:vAlign w:val="center"/>
+            <w:vAlign w:val="centre"/>
             <w:shd w:fill="F3F7FA"/>
           </w:tcPr>
           <w:p>
@@ -774,7 +774,7 @@
         <w:tc>
           <w:tcPr>
             <w:tcW w:type="dxa" w:w="1944"/>
-            <w:vAlign w:val="center"/>
+            <w:vAlign w:val="centre"/>
             <w:shd w:fill="F3F7FA"/>
           </w:tcPr>
           <w:p>
@@ -795,7 +795,7 @@
         <w:tc>
           <w:tcPr>
             <w:tcW w:type="dxa" w:w="3384"/>
-            <w:vAlign w:val="center"/>
+            <w:vAlign w:val="centre"/>
             <w:shd w:fill="F3F7FA"/>
           </w:tcPr>
           <w:p>
@@ -816,7 +816,7 @@
         <w:tc>
           <w:tcPr>
             <w:tcW w:type="dxa" w:w="1800"/>
-            <w:vAlign w:val="center"/>
+            <w:vAlign w:val="centre"/>
             <w:shd w:fill="F3F7FA"/>
           </w:tcPr>
           <w:p>
@@ -839,7 +839,7 @@
         <w:tc>
           <w:tcPr>
             <w:tcW w:type="dxa" w:w="2160"/>
-            <w:vAlign w:val="center"/>
+            <w:vAlign w:val="centre"/>
           </w:tcPr>
           <w:p>
             <w:pPr>
@@ -863,7 +863,7 @@
         <w:tc>
           <w:tcPr>
             <w:tcW w:type="dxa" w:w="2088"/>
-            <w:vAlign w:val="center"/>
+            <w:vAlign w:val="centre"/>
           </w:tcPr>
           <w:p>
             <w:pPr>
@@ -883,7 +883,7 @@
         <w:tc>
           <w:tcPr>
             <w:tcW w:type="dxa" w:w="1944"/>
-            <w:vAlign w:val="center"/>
+            <w:vAlign w:val="centre"/>
           </w:tcPr>
           <w:p>
             <w:pPr>
@@ -903,7 +903,7 @@
         <w:tc>
           <w:tcPr>
             <w:tcW w:type="dxa" w:w="3384"/>
-            <w:vAlign w:val="center"/>
+            <w:vAlign w:val="centre"/>
           </w:tcPr>
           <w:p>
             <w:pPr>
@@ -923,7 +923,7 @@
         <w:tc>
           <w:tcPr>
             <w:tcW w:type="dxa" w:w="1800"/>
-            <w:vAlign w:val="center"/>
+            <w:vAlign w:val="centre"/>
           </w:tcPr>
           <w:p>
             <w:pPr>
@@ -945,7 +945,7 @@
         <w:tc>
           <w:tcPr>
             <w:tcW w:type="dxa" w:w="2160"/>
-            <w:vAlign w:val="center"/>
+            <w:vAlign w:val="centre"/>
             <w:shd w:fill="F3F7FA"/>
           </w:tcPr>
           <w:p>
@@ -970,7 +970,7 @@
         <w:tc>
           <w:tcPr>
             <w:tcW w:type="dxa" w:w="2088"/>
-            <w:vAlign w:val="center"/>
+            <w:vAlign w:val="centre"/>
             <w:shd w:fill="F3F7FA"/>
           </w:tcPr>
           <w:p>
@@ -991,7 +991,7 @@
         <w:tc>
           <w:tcPr>
             <w:tcW w:type="dxa" w:w="1944"/>
-            <w:vAlign w:val="center"/>
+            <w:vAlign w:val="centre"/>
             <w:shd w:fill="F3F7FA"/>
           </w:tcPr>
           <w:p>
@@ -1012,7 +1012,7 @@
         <w:tc>
           <w:tcPr>
             <w:tcW w:type="dxa" w:w="3384"/>
-            <w:vAlign w:val="center"/>
+            <w:vAlign w:val="centre"/>
             <w:shd w:fill="F3F7FA"/>
           </w:tcPr>
           <w:p>
@@ -1033,7 +1033,7 @@
         <w:tc>
           <w:tcPr>
             <w:tcW w:type="dxa" w:w="1800"/>
-            <w:vAlign w:val="center"/>
+            <w:vAlign w:val="centre"/>
             <w:shd w:fill="F3F7FA"/>
           </w:tcPr>
           <w:p>
@@ -1056,7 +1056,7 @@
         <w:tc>
           <w:tcPr>
             <w:tcW w:type="dxa" w:w="2160"/>
-            <w:vAlign w:val="center"/>
+            <w:vAlign w:val="centre"/>
           </w:tcPr>
           <w:p>
             <w:pPr>
@@ -1080,7 +1080,7 @@
         <w:tc>
           <w:tcPr>
             <w:tcW w:type="dxa" w:w="2088"/>
-            <w:vAlign w:val="center"/>
+            <w:vAlign w:val="centre"/>
           </w:tcPr>
           <w:p>
             <w:pPr>
@@ -1100,7 +1100,7 @@
         <w:tc>
           <w:tcPr>
             <w:tcW w:type="dxa" w:w="1944"/>
-            <w:vAlign w:val="center"/>
+            <w:vAlign w:val="centre"/>
           </w:tcPr>
           <w:p>
             <w:pPr>
@@ -1120,7 +1120,7 @@
         <w:tc>
           <w:tcPr>
             <w:tcW w:type="dxa" w:w="3384"/>
-            <w:vAlign w:val="center"/>
+            <w:vAlign w:val="centre"/>
           </w:tcPr>
           <w:p>
             <w:pPr>
@@ -1140,7 +1140,7 @@
         <w:tc>
           <w:tcPr>
             <w:tcW w:type="dxa" w:w="1800"/>
-            <w:vAlign w:val="center"/>
+            <w:vAlign w:val="centre"/>
           </w:tcPr>
           <w:p>
             <w:pPr>
@@ -1162,7 +1162,7 @@
         <w:tc>
           <w:tcPr>
             <w:tcW w:type="dxa" w:w="2160"/>
-            <w:vAlign w:val="center"/>
+            <w:vAlign w:val="centre"/>
             <w:shd w:fill="F3F7FA"/>
           </w:tcPr>
           <w:p>
@@ -1187,7 +1187,7 @@
         <w:tc>
           <w:tcPr>
             <w:tcW w:type="dxa" w:w="2088"/>
-            <w:vAlign w:val="center"/>
+            <w:vAlign w:val="centre"/>
             <w:shd w:fill="F3F7FA"/>
           </w:tcPr>
           <w:p>
@@ -1208,7 +1208,7 @@
         <w:tc>
           <w:tcPr>
             <w:tcW w:type="dxa" w:w="1944"/>
-            <w:vAlign w:val="center"/>
+            <w:vAlign w:val="centre"/>
             <w:shd w:fill="F3F7FA"/>
           </w:tcPr>
           <w:p>
@@ -1229,7 +1229,7 @@
         <w:tc>
           <w:tcPr>
             <w:tcW w:type="dxa" w:w="3384"/>
-            <w:vAlign w:val="center"/>
+            <w:vAlign w:val="centre"/>
             <w:shd w:fill="F3F7FA"/>
           </w:tcPr>
           <w:p>
@@ -1250,7 +1250,7 @@
         <w:tc>
           <w:tcPr>
             <w:tcW w:type="dxa" w:w="1800"/>
-            <w:vAlign w:val="center"/>
+            <w:vAlign w:val="centre"/>
             <w:shd w:fill="F3F7FA"/>
           </w:tcPr>
           <w:p>
@@ -1273,7 +1273,7 @@
         <w:tc>
           <w:tcPr>
             <w:tcW w:type="dxa" w:w="2160"/>
-            <w:vAlign w:val="center"/>
+            <w:vAlign w:val="centre"/>
           </w:tcPr>
           <w:p>
             <w:pPr>
@@ -1297,7 +1297,7 @@
         <w:tc>
           <w:tcPr>
             <w:tcW w:type="dxa" w:w="2088"/>
-            <w:vAlign w:val="center"/>
+            <w:vAlign w:val="centre"/>
           </w:tcPr>
           <w:p>
             <w:pPr>
@@ -1317,7 +1317,7 @@
         <w:tc>
           <w:tcPr>
             <w:tcW w:type="dxa" w:w="1944"/>
-            <w:vAlign w:val="center"/>
+            <w:vAlign w:val="centre"/>
           </w:tcPr>
           <w:p>
             <w:pPr>
@@ -1337,7 +1337,7 @@
         <w:tc>
           <w:tcPr>
             <w:tcW w:type="dxa" w:w="3384"/>
-            <w:vAlign w:val="center"/>
+            <w:vAlign w:val="centre"/>
           </w:tcPr>
           <w:p>
             <w:pPr>
@@ -1357,7 +1357,7 @@
         <w:tc>
           <w:tcPr>
             <w:tcW w:type="dxa" w:w="1800"/>
-            <w:vAlign w:val="center"/>
+            <w:vAlign w:val="centre"/>
           </w:tcPr>
           <w:p>
             <w:pPr>
@@ -1379,7 +1379,7 @@
         <w:tc>
           <w:tcPr>
             <w:tcW w:type="dxa" w:w="2160"/>
-            <w:vAlign w:val="center"/>
+            <w:vAlign w:val="centre"/>
             <w:shd w:fill="F3F7FA"/>
           </w:tcPr>
           <w:p>
@@ -1404,7 +1404,7 @@
         <w:tc>
           <w:tcPr>
             <w:tcW w:type="dxa" w:w="2088"/>
-            <w:vAlign w:val="center"/>
+            <w:vAlign w:val="centre"/>
             <w:shd w:fill="F3F7FA"/>
           </w:tcPr>
           <w:p>
@@ -1425,7 +1425,7 @@
         <w:tc>
           <w:tcPr>
             <w:tcW w:type="dxa" w:w="1944"/>
-            <w:vAlign w:val="center"/>
+            <w:vAlign w:val="centre"/>
             <w:shd w:fill="F3F7FA"/>
           </w:tcPr>
           <w:p>
@@ -1446,7 +1446,7 @@
         <w:tc>
           <w:tcPr>
             <w:tcW w:type="dxa" w:w="3384"/>
-            <w:vAlign w:val="center"/>
+            <w:vAlign w:val="centre"/>
             <w:shd w:fill="F3F7FA"/>
           </w:tcPr>
           <w:p>
@@ -1467,7 +1467,7 @@
         <w:tc>
           <w:tcPr>
             <w:tcW w:type="dxa" w:w="1800"/>
-            <w:vAlign w:val="center"/>
+            <w:vAlign w:val="centre"/>
             <w:shd w:fill="F3F7FA"/>
           </w:tcPr>
           <w:p>
@@ -1490,7 +1490,7 @@
         <w:tc>
           <w:tcPr>
             <w:tcW w:type="dxa" w:w="2160"/>
-            <w:vAlign w:val="center"/>
+            <w:vAlign w:val="centre"/>
           </w:tcPr>
           <w:p>
             <w:pPr>
@@ -1514,7 +1514,7 @@
         <w:tc>
           <w:tcPr>
             <w:tcW w:type="dxa" w:w="2088"/>
-            <w:vAlign w:val="center"/>
+            <w:vAlign w:val="centre"/>
           </w:tcPr>
           <w:p>
             <w:pPr>
@@ -1534,7 +1534,7 @@
         <w:tc>
           <w:tcPr>
             <w:tcW w:type="dxa" w:w="1944"/>
-            <w:vAlign w:val="center"/>
+            <w:vAlign w:val="centre"/>
           </w:tcPr>
           <w:p>
             <w:pPr>
@@ -1554,7 +1554,7 @@
         <w:tc>
           <w:tcPr>
             <w:tcW w:type="dxa" w:w="3384"/>
-            <w:vAlign w:val="center"/>
+            <w:vAlign w:val="centre"/>
           </w:tcPr>
           <w:p>
             <w:pPr>
@@ -1574,7 +1574,7 @@
         <w:tc>
           <w:tcPr>
             <w:tcW w:type="dxa" w:w="1800"/>
-            <w:vAlign w:val="center"/>
+            <w:vAlign w:val="centre"/>
           </w:tcPr>
           <w:p>
             <w:pPr>
@@ -1596,7 +1596,7 @@
         <w:tc>
           <w:tcPr>
             <w:tcW w:type="dxa" w:w="2160"/>
-            <w:vAlign w:val="center"/>
+            <w:vAlign w:val="centre"/>
             <w:shd w:fill="F3F7FA"/>
           </w:tcPr>
           <w:p>
@@ -1621,7 +1621,7 @@
         <w:tc>
           <w:tcPr>
             <w:tcW w:type="dxa" w:w="2088"/>
-            <w:vAlign w:val="center"/>
+            <w:vAlign w:val="centre"/>
             <w:shd w:fill="F3F7FA"/>
           </w:tcPr>
           <w:p>
@@ -1642,7 +1642,7 @@
         <w:tc>
           <w:tcPr>
             <w:tcW w:type="dxa" w:w="1944"/>
-            <w:vAlign w:val="center"/>
+            <w:vAlign w:val="centre"/>
             <w:shd w:fill="F3F7FA"/>
           </w:tcPr>
           <w:p>
@@ -1663,7 +1663,7 @@
         <w:tc>
           <w:tcPr>
             <w:tcW w:type="dxa" w:w="3384"/>
-            <w:vAlign w:val="center"/>
+            <w:vAlign w:val="centre"/>
             <w:shd w:fill="F3F7FA"/>
           </w:tcPr>
           <w:p>
@@ -1684,7 +1684,7 @@
         <w:tc>
           <w:tcPr>
             <w:tcW w:type="dxa" w:w="1800"/>
-            <w:vAlign w:val="center"/>
+            <w:vAlign w:val="centre"/>
             <w:shd w:fill="F3F7FA"/>
           </w:tcPr>
           <w:p>
@@ -1707,7 +1707,7 @@
         <w:tc>
           <w:tcPr>
             <w:tcW w:type="dxa" w:w="2160"/>
-            <w:vAlign w:val="center"/>
+            <w:vAlign w:val="centre"/>
           </w:tcPr>
           <w:p>
             <w:pPr>
@@ -1731,7 +1731,7 @@
         <w:tc>
           <w:tcPr>
             <w:tcW w:type="dxa" w:w="2088"/>
-            <w:vAlign w:val="center"/>
+            <w:vAlign w:val="centre"/>
           </w:tcPr>
           <w:p>
             <w:pPr>
@@ -1751,7 +1751,7 @@
         <w:tc>
           <w:tcPr>
             <w:tcW w:type="dxa" w:w="1944"/>
-            <w:vAlign w:val="center"/>
+            <w:vAlign w:val="centre"/>
           </w:tcPr>
           <w:p>
             <w:pPr>
@@ -1771,7 +1771,7 @@
         <w:tc>
           <w:tcPr>
             <w:tcW w:type="dxa" w:w="3384"/>
-            <w:vAlign w:val="center"/>
+            <w:vAlign w:val="centre"/>
           </w:tcPr>
           <w:p>
             <w:pPr>
@@ -1791,7 +1791,7 @@
         <w:tc>
           <w:tcPr>
             <w:tcW w:type="dxa" w:w="1800"/>
-            <w:vAlign w:val="center"/>
+            <w:vAlign w:val="centre"/>
           </w:tcPr>
           <w:p>
             <w:pPr>
@@ -1828,7 +1828,7 @@
       <w:tblPr>
         <w:tblStyle w:val="TableGrid"/>
         <w:tblW w:type="auto" w:w="0"/>
-        <w:jc w:val="center"/>
+        <w:jc w:val="centre"/>
         <w:tblLook w:firstColumn="1" w:firstRow="1" w:lastColumn="0" w:lastRow="0" w:noHBand="0" w:noVBand="1" w:val="04A0"/>
       </w:tblPr>
       <w:tblGrid>
@@ -1844,7 +1844,7 @@
         <w:tc>
           <w:tcPr>
             <w:tcW w:type="dxa" w:w="1800"/>
-            <w:vAlign w:val="center"/>
+            <w:vAlign w:val="centre"/>
             <w:shd w:fill="1F4E79"/>
           </w:tcPr>
           <w:p>
@@ -1866,7 +1866,7 @@
         <w:tc>
           <w:tcPr>
             <w:tcW w:type="dxa" w:w="4464"/>
-            <w:vAlign w:val="center"/>
+            <w:vAlign w:val="centre"/>
             <w:shd w:fill="1F4E79"/>
           </w:tcPr>
           <w:p>
@@ -1888,7 +1888,7 @@
         <w:tc>
           <w:tcPr>
             <w:tcW w:type="dxa" w:w="2160"/>
-            <w:vAlign w:val="center"/>
+            <w:vAlign w:val="centre"/>
             <w:shd w:fill="1F4E79"/>
           </w:tcPr>
           <w:p>
@@ -1910,7 +1910,7 @@
         <w:tc>
           <w:tcPr>
             <w:tcW w:type="dxa" w:w="2304"/>
-            <w:vAlign w:val="center"/>
+            <w:vAlign w:val="centre"/>
             <w:shd w:fill="1F4E79"/>
           </w:tcPr>
           <w:p>
@@ -1934,7 +1934,7 @@
         <w:tc>
           <w:tcPr>
             <w:tcW w:type="dxa" w:w="1800"/>
-            <w:vAlign w:val="center"/>
+            <w:vAlign w:val="centre"/>
           </w:tcPr>
           <w:p>
             <w:pPr>
@@ -1958,7 +1958,7 @@
         <w:tc>
           <w:tcPr>
             <w:tcW w:type="dxa" w:w="4464"/>
-            <w:vAlign w:val="center"/>
+            <w:vAlign w:val="centre"/>
           </w:tcPr>
           <w:p>
             <w:pPr>
@@ -1978,7 +1978,7 @@
         <w:tc>
           <w:tcPr>
             <w:tcW w:type="dxa" w:w="2160"/>
-            <w:vAlign w:val="center"/>
+            <w:vAlign w:val="centre"/>
           </w:tcPr>
           <w:p>
             <w:pPr>
@@ -1998,7 +1998,7 @@
         <w:tc>
           <w:tcPr>
             <w:tcW w:type="dxa" w:w="2304"/>
-            <w:vAlign w:val="center"/>
+            <w:vAlign w:val="centre"/>
           </w:tcPr>
           <w:p>
             <w:pPr>
@@ -2020,7 +2020,7 @@
         <w:tc>
           <w:tcPr>
             <w:tcW w:type="dxa" w:w="1800"/>
-            <w:vAlign w:val="center"/>
+            <w:vAlign w:val="centre"/>
             <w:shd w:fill="F3F7FA"/>
           </w:tcPr>
           <w:p>
@@ -2045,7 +2045,7 @@
         <w:tc>
           <w:tcPr>
             <w:tcW w:type="dxa" w:w="4464"/>
-            <w:vAlign w:val="center"/>
+            <w:vAlign w:val="centre"/>
             <w:shd w:fill="F3F7FA"/>
           </w:tcPr>
           <w:p>
@@ -2066,7 +2066,7 @@
         <w:tc>
           <w:tcPr>
             <w:tcW w:type="dxa" w:w="2160"/>
-            <w:vAlign w:val="center"/>
+            <w:vAlign w:val="centre"/>
             <w:shd w:fill="F3F7FA"/>
           </w:tcPr>
           <w:p>
@@ -2087,7 +2087,7 @@
         <w:tc>
           <w:tcPr>
             <w:tcW w:type="dxa" w:w="2304"/>
-            <w:vAlign w:val="center"/>
+            <w:vAlign w:val="centre"/>
             <w:shd w:fill="F3F7FA"/>
           </w:tcPr>
           <w:p>
@@ -2110,7 +2110,7 @@
         <w:tc>
           <w:tcPr>
             <w:tcW w:type="dxa" w:w="1800"/>
-            <w:vAlign w:val="center"/>
+            <w:vAlign w:val="centre"/>
           </w:tcPr>
           <w:p>
             <w:pPr>
@@ -2134,7 +2134,7 @@
         <w:tc>
           <w:tcPr>
             <w:tcW w:type="dxa" w:w="4464"/>
-            <w:vAlign w:val="center"/>
+            <w:vAlign w:val="centre"/>
           </w:tcPr>
           <w:p>
             <w:pPr>
@@ -2154,7 +2154,7 @@
         <w:tc>
           <w:tcPr>
             <w:tcW w:type="dxa" w:w="2160"/>
-            <w:vAlign w:val="center"/>
+            <w:vAlign w:val="centre"/>
           </w:tcPr>
           <w:p>
             <w:pPr>
@@ -2174,7 +2174,7 @@
         <w:tc>
           <w:tcPr>
             <w:tcW w:type="dxa" w:w="2304"/>
-            <w:vAlign w:val="center"/>
+            <w:vAlign w:val="centre"/>
           </w:tcPr>
           <w:p>
             <w:pPr>
@@ -2196,7 +2196,7 @@
         <w:tc>
           <w:tcPr>
             <w:tcW w:type="dxa" w:w="1800"/>
-            <w:vAlign w:val="center"/>
+            <w:vAlign w:val="centre"/>
             <w:shd w:fill="F3F7FA"/>
           </w:tcPr>
           <w:p>
@@ -2221,7 +2221,7 @@
         <w:tc>
           <w:tcPr>
             <w:tcW w:type="dxa" w:w="4464"/>
-            <w:vAlign w:val="center"/>
+            <w:vAlign w:val="centre"/>
             <w:shd w:fill="F3F7FA"/>
           </w:tcPr>
           <w:p>
@@ -2242,7 +2242,7 @@
         <w:tc>
           <w:tcPr>
             <w:tcW w:type="dxa" w:w="2160"/>
-            <w:vAlign w:val="center"/>
+            <w:vAlign w:val="centre"/>
             <w:shd w:fill="F3F7FA"/>
           </w:tcPr>
           <w:p>
@@ -2263,7 +2263,7 @@
         <w:tc>
           <w:tcPr>
             <w:tcW w:type="dxa" w:w="2304"/>
-            <w:vAlign w:val="center"/>
+            <w:vAlign w:val="centre"/>
             <w:shd w:fill="F3F7FA"/>
           </w:tcPr>
           <w:p>
@@ -2301,7 +2301,7 @@
       <w:tblPr>
         <w:tblStyle w:val="TableGrid"/>
         <w:tblW w:type="auto" w:w="0"/>
-        <w:jc w:val="center"/>
+        <w:jc w:val="centre"/>
         <w:tblLook w:firstColumn="1" w:firstRow="1" w:lastColumn="0" w:lastRow="0" w:noHBand="0" w:noVBand="1" w:val="04A0"/>
       </w:tblPr>
       <w:tblGrid>
@@ -2316,7 +2316,7 @@
         <w:tc>
           <w:tcPr>
             <w:tcW w:type="dxa" w:w="2088"/>
-            <w:vAlign w:val="center"/>
+            <w:vAlign w:val="centre"/>
             <w:shd w:fill="1F4E79"/>
           </w:tcPr>
           <w:p>
@@ -2338,7 +2338,7 @@
         <w:tc>
           <w:tcPr>
             <w:tcW w:type="dxa" w:w="4464"/>
-            <w:vAlign w:val="center"/>
+            <w:vAlign w:val="centre"/>
             <w:shd w:fill="1F4E79"/>
           </w:tcPr>
           <w:p>
@@ -2360,7 +2360,7 @@
         <w:tc>
           <w:tcPr>
             <w:tcW w:type="dxa" w:w="3456"/>
-            <w:vAlign w:val="center"/>
+            <w:vAlign w:val="centre"/>
             <w:shd w:fill="1F4E79"/>
           </w:tcPr>
           <w:p>
@@ -2384,7 +2384,7 @@
         <w:tc>
           <w:tcPr>
             <w:tcW w:type="dxa" w:w="2088"/>
-            <w:vAlign w:val="center"/>
+            <w:vAlign w:val="centre"/>
           </w:tcPr>
           <w:p>
             <w:pPr>
@@ -2408,7 +2408,7 @@
         <w:tc>
           <w:tcPr>
             <w:tcW w:type="dxa" w:w="4464"/>
-            <w:vAlign w:val="center"/>
+            <w:vAlign w:val="centre"/>
           </w:tcPr>
           <w:p>
             <w:pPr>
@@ -2428,7 +2428,7 @@
         <w:tc>
           <w:tcPr>
             <w:tcW w:type="dxa" w:w="3456"/>
-            <w:vAlign w:val="center"/>
+            <w:vAlign w:val="centre"/>
           </w:tcPr>
           <w:p>
             <w:pPr>
@@ -2450,7 +2450,7 @@
         <w:tc>
           <w:tcPr>
             <w:tcW w:type="dxa" w:w="2088"/>
-            <w:vAlign w:val="center"/>
+            <w:vAlign w:val="centre"/>
             <w:shd w:fill="F3F7FA"/>
           </w:tcPr>
           <w:p>
@@ -2475,7 +2475,7 @@
         <w:tc>
           <w:tcPr>
             <w:tcW w:type="dxa" w:w="4464"/>
-            <w:vAlign w:val="center"/>
+            <w:vAlign w:val="centre"/>
             <w:shd w:fill="F3F7FA"/>
           </w:tcPr>
           <w:p>
@@ -2496,7 +2496,7 @@
         <w:tc>
           <w:tcPr>
             <w:tcW w:type="dxa" w:w="3456"/>
-            <w:vAlign w:val="center"/>
+            <w:vAlign w:val="centre"/>
             <w:shd w:fill="F3F7FA"/>
           </w:tcPr>
           <w:p>
@@ -2519,7 +2519,7 @@
         <w:tc>
           <w:tcPr>
             <w:tcW w:type="dxa" w:w="2088"/>
-            <w:vAlign w:val="center"/>
+            <w:vAlign w:val="centre"/>
           </w:tcPr>
           <w:p>
             <w:pPr>
@@ -2543,7 +2543,7 @@
         <w:tc>
           <w:tcPr>
             <w:tcW w:type="dxa" w:w="4464"/>
-            <w:vAlign w:val="center"/>
+            <w:vAlign w:val="centre"/>
           </w:tcPr>
           <w:p>
             <w:pPr>
@@ -2563,7 +2563,7 @@
         <w:tc>
           <w:tcPr>
             <w:tcW w:type="dxa" w:w="3456"/>
-            <w:vAlign w:val="center"/>
+            <w:vAlign w:val="centre"/>
           </w:tcPr>
           <w:p>
             <w:pPr>
@@ -2585,7 +2585,7 @@
         <w:tc>
           <w:tcPr>
             <w:tcW w:type="dxa" w:w="2088"/>
-            <w:vAlign w:val="center"/>
+            <w:vAlign w:val="centre"/>
             <w:shd w:fill="F3F7FA"/>
           </w:tcPr>
           <w:p>
@@ -2610,7 +2610,7 @@
         <w:tc>
           <w:tcPr>
             <w:tcW w:type="dxa" w:w="4464"/>
-            <w:vAlign w:val="center"/>
+            <w:vAlign w:val="centre"/>
             <w:shd w:fill="F3F7FA"/>
           </w:tcPr>
           <w:p>
@@ -2631,7 +2631,7 @@
         <w:tc>
           <w:tcPr>
             <w:tcW w:type="dxa" w:w="3456"/>
-            <w:vAlign w:val="center"/>
+            <w:vAlign w:val="centre"/>
             <w:shd w:fill="F3F7FA"/>
           </w:tcPr>
           <w:p>
@@ -2654,7 +2654,7 @@
         <w:tc>
           <w:tcPr>
             <w:tcW w:type="dxa" w:w="2088"/>
-            <w:vAlign w:val="center"/>
+            <w:vAlign w:val="centre"/>
           </w:tcPr>
           <w:p>
             <w:pPr>
@@ -2678,7 +2678,7 @@
         <w:tc>
           <w:tcPr>
             <w:tcW w:type="dxa" w:w="4464"/>
-            <w:vAlign w:val="center"/>
+            <w:vAlign w:val="centre"/>
           </w:tcPr>
           <w:p>
             <w:pPr>
@@ -2698,7 +2698,7 @@
         <w:tc>
           <w:tcPr>
             <w:tcW w:type="dxa" w:w="3456"/>
-            <w:vAlign w:val="center"/>
+            <w:vAlign w:val="centre"/>
           </w:tcPr>
           <w:p>
             <w:pPr>
@@ -2720,7 +2720,7 @@
         <w:tc>
           <w:tcPr>
             <w:tcW w:type="dxa" w:w="2088"/>
-            <w:vAlign w:val="center"/>
+            <w:vAlign w:val="centre"/>
             <w:shd w:fill="F3F7FA"/>
           </w:tcPr>
           <w:p>
@@ -2745,7 +2745,7 @@
         <w:tc>
           <w:tcPr>
             <w:tcW w:type="dxa" w:w="4464"/>
-            <w:vAlign w:val="center"/>
+            <w:vAlign w:val="centre"/>
             <w:shd w:fill="F3F7FA"/>
           </w:tcPr>
           <w:p>
@@ -2766,7 +2766,7 @@
         <w:tc>
           <w:tcPr>
             <w:tcW w:type="dxa" w:w="3456"/>
-            <w:vAlign w:val="center"/>
+            <w:vAlign w:val="centre"/>
             <w:shd w:fill="F3F7FA"/>
           </w:tcPr>
           <w:p>
@@ -2812,15 +2812,14 @@
   <w:p>
     <w:pPr>
       <w:pStyle w:val="Footer"/>
-      <w:jc w:val="center"/>
+      <w:jc w:val="centre"/>
     </w:pPr>
     <w:r>
       <w:rPr>
-        <w:rFonts w:ascii="Arial" w:hAnsi="Arial"/>
-        <w:color w:val="666666"/>
-        <w:sz w:val="16"/>
-      </w:rPr>
-      <w:t>AI and Healthcare Economics Companion Resource | Version 6.0.0</w:t>
+        <w:color w:val="5F5A5B"/>
+        <w:sz w:val="15"/>
+      </w:rPr>
+      <w:t>Muthana Zouri · Carmen Marinela Cumpăt · Grigore T. Popa University of Medicine and Pharmacy Publishing House · 2026</w:t>
     </w:r>
   </w:p>
 </w:ftr>
@@ -2851,7 +2850,25 @@
   <w:p>
     <w:pPr>
       <w:pStyle w:val="Header"/>
+      <w:jc w:val="centre"/>
     </w:pPr>
+    <w:r/>
+    <w:r>
+      <w:rPr>
+        <w:rFonts w:ascii="Georgia" w:hAnsi="Georgia"/>
+        <w:b/>
+        <w:color w:val="7B1734"/>
+        <w:sz w:val="17"/>
+      </w:rPr>
+      <w:t>Artificial Intelligence and Healthcare Economics</w:t>
+    </w:r>
+    <w:r>
+      <w:rPr>
+        <w:color w:val="5F5A5B"/>
+        <w:sz w:val="16"/>
+      </w:rPr>
+      <w:t xml:space="preserve"> · Digital Resource Companion · V1.0</w:t>
+    </w:r>
   </w:p>
 </w:hdr>
 </file>
@@ -3256,7 +3273,7 @@
     <w:rsid w:val="00E618BF"/>
     <w:pPr>
       <w:tabs>
-        <w:tab w:val="center" w:pos="4680"/>
+        <w:tab w:val="centre" w:pos="4680"/>
         <w:tab w:val="right" w:pos="9360"/>
       </w:tabs>
       <w:spacing w:after="0" w:line="240" w:lineRule="auto"/>
@@ -3278,7 +3295,7 @@
     <w:rsid w:val="00E618BF"/>
     <w:pPr>
       <w:tabs>
-        <w:tab w:val="center" w:pos="4680"/>
+        <w:tab w:val="centre" w:pos="4680"/>
         <w:tab w:val="right" w:pos="9360"/>
       </w:tabs>
       <w:spacing w:after="0" w:line="240" w:lineRule="auto"/>
